--- a/gitgub_setup.docx
+++ b/gitgub_setup.docx
@@ -14,23 +14,7 @@
           <w:b/>
           <w:bCs/>
         </w:rPr>
-        <w:t xml:space="preserve">Push </w:t>
-      </w:r>
-      <w:proofErr w:type="spellStart"/>
-      <w:r>
-        <w:rPr>
-          <w:b/>
-          <w:bCs/>
-        </w:rPr>
-        <w:t>sport_analytics_data_pipeline</w:t>
-      </w:r>
-      <w:proofErr w:type="spellEnd"/>
-      <w:r>
-        <w:rPr>
-          <w:b/>
-          <w:bCs/>
-        </w:rPr>
-        <w:t xml:space="preserve"> to GitHub — step by step</w:t>
+        <w:t>Push sport_analytics_data_pipeline to GitHub — step by step</w:t>
       </w:r>
     </w:p>
     <w:p>
@@ -50,31 +34,7 @@
     </w:p>
     <w:p>
       <w:r>
-        <w:t xml:space="preserve">The project is a </w:t>
-      </w:r>
-      <w:proofErr w:type="spellStart"/>
-      <w:r>
-        <w:t>git</w:t>
-      </w:r>
-      <w:proofErr w:type="spellEnd"/>
-      <w:r>
-        <w:t xml:space="preserve"> repo (branch master) with no commits, no remote, no git user.name/</w:t>
-      </w:r>
-      <w:proofErr w:type="spellStart"/>
-      <w:r>
-        <w:t>user.email</w:t>
-      </w:r>
-      <w:proofErr w:type="spellEnd"/>
-      <w:r>
-        <w:t> set, and no </w:t>
-      </w:r>
-      <w:proofErr w:type="spellStart"/>
-      <w:r>
-        <w:t>gh</w:t>
-      </w:r>
-      <w:proofErr w:type="spellEnd"/>
-      <w:r>
-        <w:t> CLI. </w:t>
+        <w:t>The project is a git repo (branch master) with no commits, no remote, no git user.name/user.email set, and no gh CLI. </w:t>
       </w:r>
       <w:r>
         <w:rPr>
@@ -84,31 +44,7 @@
         <w:t>Critical:</w:t>
       </w:r>
       <w:r>
-        <w:t> .</w:t>
-      </w:r>
-      <w:proofErr w:type="spellStart"/>
-      <w:r>
-        <w:t>gitignore</w:t>
-      </w:r>
-      <w:proofErr w:type="spellEnd"/>
-      <w:r>
-        <w:t> does not exclude .env or Azure_SQL_Logins.txt, which hold Azure credentials — they must be ignored before the first commit, or the secrets end up in GitHub history. </w:t>
-      </w:r>
-      <w:proofErr w:type="spellStart"/>
-      <w:r>
-        <w:t>src</w:t>
-      </w:r>
-      <w:proofErr w:type="spellEnd"/>
-      <w:r>
-        <w:t>/ has no hardcoded secrets; .</w:t>
-      </w:r>
-      <w:proofErr w:type="spellStart"/>
-      <w:r>
-        <w:t>env.example</w:t>
-      </w:r>
-      <w:proofErr w:type="spellEnd"/>
-      <w:r>
-        <w:t> is safe to commit.</w:t>
+        <w:t> .gitignore does not exclude .env or Azure_SQL_Logins.txt, which hold Azure credentials — they must be ignored before the first commit, or the secrets end up in GitHub history. src/ has no hardcoded secrets; .env.example is safe to commit.</w:t>
       </w:r>
     </w:p>
     <w:p>
@@ -138,17 +74,8 @@
           <w:b/>
           <w:bCs/>
         </w:rPr>
-        <w:t>1. Protect secrets — add to .</w:t>
-      </w:r>
-      <w:proofErr w:type="spellStart"/>
-      <w:r>
-        <w:rPr>
-          <w:b/>
-          <w:bCs/>
-        </w:rPr>
-        <w:t>gitignore</w:t>
-      </w:r>
-      <w:proofErr w:type="spellEnd"/>
+        <w:t>1. Protect secrets — add to .gitignore</w:t>
+      </w:r>
     </w:p>
     <w:p>
       <w:r>
@@ -192,15 +119,7 @@
     </w:p>
     <w:p>
       <w:r>
-        <w:t xml:space="preserve">git config --global </w:t>
-      </w:r>
-      <w:proofErr w:type="spellStart"/>
-      <w:r>
-        <w:t>user.email</w:t>
-      </w:r>
-      <w:proofErr w:type="spellEnd"/>
-      <w:r>
-        <w:t xml:space="preserve"> "sulara.perera@gmail.com"</w:t>
+        <w:t>git config --global user.email "sulara.perera@gmail.com"</w:t>
       </w:r>
     </w:p>
     <w:p>
@@ -320,15 +239,7 @@
         <w:t>do not</w:t>
       </w:r>
       <w:r>
-        <w:t> add README/.</w:t>
-      </w:r>
-      <w:proofErr w:type="spellStart"/>
-      <w:r>
-        <w:t>gitignore</w:t>
-      </w:r>
-      <w:proofErr w:type="spellEnd"/>
-      <w:r>
-        <w:t>/license (you already have them) → Create.</w:t>
+        <w:t> add README/.gitignore/license (you already have them) → Create.</w:t>
       </w:r>
     </w:p>
     <w:p>
@@ -475,39 +386,7 @@
     </w:p>
     <w:p>
       <w:r>
-        <w:t xml:space="preserve">The pipeline currently only runs by hand on your laptop (cd </w:t>
-      </w:r>
-      <w:proofErr w:type="spellStart"/>
-      <w:r>
-        <w:t>src</w:t>
-      </w:r>
-      <w:proofErr w:type="spellEnd"/>
-      <w:r>
-        <w:t xml:space="preserve">/1_sport_analytics_data_pipeline_v1 &amp;&amp; </w:t>
-      </w:r>
-      <w:proofErr w:type="spellStart"/>
-      <w:r>
-        <w:t>uv</w:t>
-      </w:r>
-      <w:proofErr w:type="spellEnd"/>
-      <w:r>
-        <w:t xml:space="preserve"> run python run_pipeline.py). It scrapes BBC and </w:t>
-      </w:r>
-      <w:proofErr w:type="spellStart"/>
-      <w:r>
-        <w:t>TheSportsDB</w:t>
-      </w:r>
-      <w:proofErr w:type="spellEnd"/>
-      <w:r>
-        <w:t>, then writes to Azure Blob (</w:t>
-      </w:r>
-      <w:proofErr w:type="spellStart"/>
-      <w:r>
-        <w:t>testtech</w:t>
-      </w:r>
-      <w:proofErr w:type="spellEnd"/>
-      <w:r>
-        <w:t> container) and Azure SQL (dbo.* tables). The goal is for GitHub to run it automatically every day at 18:00 NZ time, with no code changes to the pipeline itself.</w:t>
+        <w:t>The pipeline currently only runs by hand on your laptop (cd src/1_sport_analytics_data_pipeline_v1 &amp;&amp; uv run python run_pipeline.py). It scrapes BBC and TheSportsDB, then writes to Azure Blob (testtech container) and Azure SQL (dbo.* tables). The goal is for GitHub to run it automatically every day at 18:00 NZ time, with no code changes to the pipeline itself.</w:t>
       </w:r>
     </w:p>
     <w:p>
@@ -525,7 +404,6 @@
       <w:r>
         <w:t>Python 3.11 + </w:t>
       </w:r>
-      <w:proofErr w:type="spellStart"/>
       <w:r>
         <w:rPr>
           <w:b/>
@@ -533,41 +411,8 @@
         </w:rPr>
         <w:t>uv</w:t>
       </w:r>
-      <w:proofErr w:type="spellEnd"/>
-      <w:r>
-        <w:t> (</w:t>
-      </w:r>
-      <w:proofErr w:type="spellStart"/>
-      <w:r>
-        <w:t>uv.lock</w:t>
-      </w:r>
-      <w:proofErr w:type="spellEnd"/>
-      <w:r>
-        <w:t> exists). </w:t>
-      </w:r>
-      <w:proofErr w:type="spellStart"/>
-      <w:r>
-        <w:t>pyproject.toml</w:t>
-      </w:r>
-      <w:proofErr w:type="spellEnd"/>
-      <w:r>
-        <w:t> points a console script at a main() that doesn't exist, so install with </w:t>
-      </w:r>
-      <w:proofErr w:type="spellStart"/>
-      <w:r>
-        <w:t>uv</w:t>
-      </w:r>
-      <w:proofErr w:type="spellEnd"/>
-      <w:r>
-        <w:t xml:space="preserve"> sync --locked --no-install-project so </w:t>
-      </w:r>
-      <w:proofErr w:type="spellStart"/>
-      <w:r>
-        <w:t>uv</w:t>
-      </w:r>
-      <w:proofErr w:type="spellEnd"/>
-      <w:r>
-        <w:t xml:space="preserve"> doesn't try to build the project.</w:t>
+      <w:r>
+        <w:t> (uv.lock exists). pyproject.toml points a console script at a main() that doesn't exist, so install with uv sync --locked --no-install-project so uv doesn't try to build the project.</w:t>
       </w:r>
     </w:p>
     <w:p>
@@ -588,15 +433,7 @@
         <w:t>from inside</w:t>
       </w:r>
       <w:r>
-        <w:t> </w:t>
-      </w:r>
-      <w:proofErr w:type="spellStart"/>
-      <w:r>
-        <w:t>src</w:t>
-      </w:r>
-      <w:proofErr w:type="spellEnd"/>
-      <w:r>
-        <w:t>/1_sport_analytics_data_pipeline_v1/.</w:t>
+        <w:t> src/1_sport_analytics_data_pipeline_v1/.</w:t>
       </w:r>
     </w:p>
     <w:p>
@@ -607,15 +444,7 @@
         </w:numPr>
       </w:pPr>
       <w:r>
-        <w:t>Secrets are read from env vars via load_dotenv() (push_to_azure_blob.py:99, push_to_azure_sql.py:26-30). With no .env on the runner, </w:t>
-      </w:r>
-      <w:proofErr w:type="spellStart"/>
-      <w:r>
-        <w:t>load_dotenv</w:t>
-      </w:r>
-      <w:proofErr w:type="spellEnd"/>
-      <w:r>
-        <w:t>() does nothing and the values come straight from the GitHub Secrets we inject. </w:t>
+        <w:t>Secrets are read from env vars via load_dotenv() (push_to_azure_blob.py:99, push_to_azure_sql.py:26-30). With no .env on the runner, load_dotenv() does nothing and the values come straight from the GitHub Secrets we inject. </w:t>
       </w:r>
       <w:r>
         <w:rPr>
@@ -653,15 +482,7 @@
         <w:t>ODBC Driver 18</w:t>
       </w:r>
       <w:r>
-        <w:t xml:space="preserve"> and sets AZURE_SQL_DRIVER="ODBC Driver 18 for SQL Server". The existing Encrypt=yes; </w:t>
-      </w:r>
-      <w:proofErr w:type="spellStart"/>
-      <w:r>
-        <w:t>TrustServerCertificate</w:t>
-      </w:r>
-      <w:proofErr w:type="spellEnd"/>
-      <w:r>
-        <w:t>=no settings already suit Driver 18 + Azure SQL.</w:t>
+        <w:t> and sets AZURE_SQL_DRIVER="ODBC Driver 18 for SQL Server". The existing Encrypt=yes; TrustServerCertificate=no settings already suit Driver 18 + Azure SQL.</w:t>
       </w:r>
     </w:p>
     <w:p>
@@ -671,32 +492,15 @@
           <w:numId w:val="2"/>
         </w:numPr>
       </w:pPr>
-      <w:proofErr w:type="spellStart"/>
-      <w:r>
-        <w:rPr>
-          <w:b/>
-          <w:bCs/>
-        </w:rPr>
-        <w:t>Timezone</w:t>
-      </w:r>
-      <w:proofErr w:type="spellEnd"/>
-      <w:r>
-        <w:rPr>
-          <w:b/>
-          <w:bCs/>
-        </w:rPr>
-        <w:t>:</w:t>
-      </w:r>
-      <w:r>
-        <w:t xml:space="preserve"> GitHub </w:t>
-      </w:r>
-      <w:proofErr w:type="spellStart"/>
-      <w:r>
-        <w:t>cron</w:t>
-      </w:r>
-      <w:proofErr w:type="spellEnd"/>
-      <w:r>
-        <w:t xml:space="preserve"> is UTC only. 6pm NZ is 05:00 UTC in summer (NZDT, UTC+13, late Sep to early Apr) and 06:00 UTC in winter (NZST, UTC+12). The workflow schedules </w:t>
+      <w:r>
+        <w:rPr>
+          <w:b/>
+          <w:bCs/>
+        </w:rPr>
+        <w:t>Timezone:</w:t>
+      </w:r>
+      <w:r>
+        <w:t> GitHub cron is UTC only. 6pm NZ is 05:00 UTC in summer (NZDT, UTC+13, late Sep to early Apr) and 06:00 UTC in winter (NZST, UTC+12). The workflow schedules </w:t>
       </w:r>
       <w:r>
         <w:rPr>
@@ -791,33 +595,12 @@
     </w:p>
     <w:p>
       <w:r>
-        <w:t>.</w:t>
-      </w:r>
-      <w:proofErr w:type="spellStart"/>
-      <w:r>
-        <w:t>github</w:t>
-      </w:r>
-      <w:proofErr w:type="spellEnd"/>
-      <w:r>
-        <w:t>/workflows/</w:t>
-      </w:r>
-      <w:proofErr w:type="spellStart"/>
-      <w:r>
-        <w:t>run_pipeline.yml</w:t>
-      </w:r>
-      <w:proofErr w:type="spellEnd"/>
-    </w:p>
-    <w:p>
-      <w:r>
-        <w:t xml:space="preserve">Note: </w:t>
-      </w:r>
-      <w:proofErr w:type="spellStart"/>
-      <w:r>
-        <w:t>yaml</w:t>
-      </w:r>
-      <w:proofErr w:type="spellEnd"/>
-      <w:r>
-        <w:t xml:space="preserve"> is a python like dictionary which holds the flow to </w:t>
+        <w:t>.github/workflows/run_pipeline.yml</w:t>
+      </w:r>
+    </w:p>
+    <w:p>
+      <w:r>
+        <w:t xml:space="preserve">Note: yaml is a python like dictionary which holds the flow to </w:t>
       </w:r>
       <w:r>
         <w:t>execute</w:t>
@@ -826,15 +609,7 @@
         <w:t xml:space="preserve"> your code in sequence</w:t>
       </w:r>
       <w:r>
-        <w:t xml:space="preserve">. This file has </w:t>
-      </w:r>
-      <w:proofErr w:type="spellStart"/>
-      <w:r>
-        <w:t>key:value</w:t>
-      </w:r>
-      <w:proofErr w:type="spellEnd"/>
-      <w:r>
-        <w:t xml:space="preserve"> pairs</w:t>
+        <w:t>. This file has key:value pairs</w:t>
       </w:r>
     </w:p>
     <w:p/>
@@ -856,28 +631,12 @@
     </w:p>
     <w:p>
       <w:r>
-        <w:t xml:space="preserve">    - </w:t>
-      </w:r>
-      <w:proofErr w:type="spellStart"/>
-      <w:r>
-        <w:t>cron</w:t>
-      </w:r>
-      <w:proofErr w:type="spellEnd"/>
-      <w:r>
-        <w:t>: "*/15 * * * *"   # every 15 minutes (UTC)</w:t>
-      </w:r>
-    </w:p>
-    <w:p>
-      <w:r>
-        <w:t xml:space="preserve">  </w:t>
-      </w:r>
-      <w:proofErr w:type="spellStart"/>
-      <w:r>
-        <w:t>workflow_dispatch</w:t>
-      </w:r>
-      <w:proofErr w:type="spellEnd"/>
-      <w:r>
-        <w:t>:       # "Run workflow" button for manual runs/testing</w:t>
+        <w:t>    - cron: "*/15 * * * *"   # every 15 minutes (UTC)</w:t>
+      </w:r>
+    </w:p>
+    <w:p>
+      <w:r>
+        <w:t>  workflow_dispatch:       # "Run workflow" button for manual runs/testing</w:t>
       </w:r>
     </w:p>
     <w:p/>
@@ -947,15 +706,7 @@
     </w:p>
     <w:p>
       <w:r>
-        <w:t xml:space="preserve">          if </w:t>
-      </w:r>
-      <w:proofErr w:type="spellStart"/>
-      <w:r>
-        <w:t>odbcinst</w:t>
-      </w:r>
-      <w:proofErr w:type="spellEnd"/>
-      <w:r>
-        <w:t xml:space="preserve"> -q -d | grep -q "ODBC Driver 18 for SQL Server"; then</w:t>
+        <w:t>          if odbcinst -q -d | grep -q "ODBC Driver 18 for SQL Server"; then</w:t>
       </w:r>
     </w:p>
     <w:p>
@@ -970,112 +721,22 @@
     </w:p>
     <w:p>
       <w:r>
-        <w:t>            curl -</w:t>
-      </w:r>
-      <w:proofErr w:type="spellStart"/>
-      <w:r>
-        <w:t>sSL</w:t>
-      </w:r>
-      <w:proofErr w:type="spellEnd"/>
-      <w:r>
-        <w:t xml:space="preserve"> -O https://packages.microsoft.com/config/ubuntu/$(lsb_release -</w:t>
-      </w:r>
-      <w:proofErr w:type="spellStart"/>
-      <w:r>
-        <w:t>rs</w:t>
-      </w:r>
-      <w:proofErr w:type="spellEnd"/>
-      <w:r>
-        <w:t>)/packages-</w:t>
-      </w:r>
-      <w:proofErr w:type="spellStart"/>
-      <w:r>
-        <w:t>microsoft</w:t>
-      </w:r>
-      <w:proofErr w:type="spellEnd"/>
-      <w:r>
-        <w:t>-</w:t>
-      </w:r>
-      <w:proofErr w:type="spellStart"/>
-      <w:r>
-        <w:t>prod.deb</w:t>
-      </w:r>
-      <w:proofErr w:type="spellEnd"/>
-    </w:p>
-    <w:p>
-      <w:r>
-        <w:t xml:space="preserve">            </w:t>
-      </w:r>
-      <w:proofErr w:type="spellStart"/>
-      <w:r>
-        <w:t>sudo</w:t>
-      </w:r>
-      <w:proofErr w:type="spellEnd"/>
-      <w:r>
-        <w:t xml:space="preserve"> </w:t>
-      </w:r>
-      <w:proofErr w:type="spellStart"/>
-      <w:r>
-        <w:t>dpkg</w:t>
-      </w:r>
-      <w:proofErr w:type="spellEnd"/>
-      <w:r>
-        <w:t xml:space="preserve"> -</w:t>
-      </w:r>
-      <w:proofErr w:type="spellStart"/>
-      <w:r>
-        <w:t>i</w:t>
-      </w:r>
-      <w:proofErr w:type="spellEnd"/>
-      <w:r>
-        <w:t xml:space="preserve"> packages-</w:t>
-      </w:r>
-      <w:proofErr w:type="spellStart"/>
-      <w:r>
-        <w:t>microsoft</w:t>
-      </w:r>
-      <w:proofErr w:type="spellEnd"/>
-      <w:r>
-        <w:t>-</w:t>
-      </w:r>
-      <w:proofErr w:type="spellStart"/>
-      <w:r>
-        <w:t>prod.deb</w:t>
-      </w:r>
-      <w:proofErr w:type="spellEnd"/>
-    </w:p>
-    <w:p>
-      <w:r>
-        <w:t xml:space="preserve">            </w:t>
-      </w:r>
-      <w:proofErr w:type="spellStart"/>
-      <w:r>
-        <w:t>sudo</w:t>
-      </w:r>
-      <w:proofErr w:type="spellEnd"/>
-      <w:r>
-        <w:t xml:space="preserve"> apt-get update</w:t>
-      </w:r>
-    </w:p>
-    <w:p>
-      <w:r>
-        <w:t xml:space="preserve">            </w:t>
-      </w:r>
-      <w:proofErr w:type="spellStart"/>
-      <w:r>
-        <w:t>sudo</w:t>
-      </w:r>
-      <w:proofErr w:type="spellEnd"/>
-      <w:r>
-        <w:t xml:space="preserve"> ACCEPT_EULA=Y apt-get install -y msodbcsql18 </w:t>
-      </w:r>
-      <w:proofErr w:type="spellStart"/>
-      <w:r>
-        <w:t>unixodbc</w:t>
-      </w:r>
-      <w:proofErr w:type="spellEnd"/>
-      <w:r>
-        <w:t>-dev</w:t>
+        <w:t>            curl -sSL -O https://packages.microsoft.com/config/ubuntu/$(lsb_release -rs)/packages-microsoft-prod.deb</w:t>
+      </w:r>
+    </w:p>
+    <w:p>
+      <w:r>
+        <w:t>            sudo dpkg -i packages-microsoft-prod.deb</w:t>
+      </w:r>
+    </w:p>
+    <w:p>
+      <w:r>
+        <w:t>            sudo apt-get update</w:t>
+      </w:r>
+    </w:p>
+    <w:p>
+      <w:r>
+        <w:t>            sudo ACCEPT_EULA=Y apt-get install -y msodbcsql18 unixodbc-dev</w:t>
       </w:r>
     </w:p>
     <w:p>
@@ -1086,25 +747,12 @@
     <w:p/>
     <w:p>
       <w:r>
-        <w:t xml:space="preserve">      - name: Install </w:t>
-      </w:r>
-      <w:proofErr w:type="spellStart"/>
-      <w:r>
-        <w:t>uv</w:t>
-      </w:r>
-      <w:proofErr w:type="spellEnd"/>
-    </w:p>
-    <w:p>
-      <w:r>
-        <w:t>        uses: astral-</w:t>
-      </w:r>
-      <w:proofErr w:type="spellStart"/>
-      <w:r>
-        <w:t>sh</w:t>
-      </w:r>
-      <w:proofErr w:type="spellEnd"/>
-      <w:r>
-        <w:t>/setup-uv@v6</w:t>
+        <w:t>      - name: Install uv</w:t>
+      </w:r>
+    </w:p>
+    <w:p>
+      <w:r>
+        <w:t>        uses: astral-sh/setup-uv@v6</w:t>
       </w:r>
     </w:p>
     <w:p>
@@ -1126,15 +774,7 @@
     <w:p>
       <w:r>
         <w:lastRenderedPageBreak/>
-        <w:t xml:space="preserve">        run: </w:t>
-      </w:r>
-      <w:proofErr w:type="spellStart"/>
-      <w:r>
-        <w:t>uv</w:t>
-      </w:r>
-      <w:proofErr w:type="spellEnd"/>
-      <w:r>
-        <w:t xml:space="preserve"> sync --locked --no-install-project</w:t>
+        <w:t>        run: uv sync --locked --no-install-project</w:t>
       </w:r>
     </w:p>
     <w:p/>
@@ -1145,15 +785,7 @@
     </w:p>
     <w:p>
       <w:r>
-        <w:t xml:space="preserve">        working-directory: </w:t>
-      </w:r>
-      <w:proofErr w:type="spellStart"/>
-      <w:r>
-        <w:t>src</w:t>
-      </w:r>
-      <w:proofErr w:type="spellEnd"/>
-      <w:r>
-        <w:t>/1_sport_analytics_data_pipeline_v1</w:t>
+        <w:t>        working-directory: src/1_sport_analytics_data_pipeline_v1</w:t>
       </w:r>
     </w:p>
     <w:p>
@@ -1163,67 +795,27 @@
     </w:p>
     <w:p>
       <w:r>
-        <w:t xml:space="preserve">          AZURE_STORAGE_CONNECTION_STRING: ${{ </w:t>
-      </w:r>
-      <w:proofErr w:type="spellStart"/>
-      <w:r>
-        <w:t>secrets.AZURE_STORAGE_CONNECTION_STRING</w:t>
-      </w:r>
-      <w:proofErr w:type="spellEnd"/>
-      <w:r>
-        <w:t xml:space="preserve"> }}</w:t>
-      </w:r>
-    </w:p>
-    <w:p>
-      <w:r>
-        <w:t xml:space="preserve">          AZURE_SQL_SERVER: ${{ </w:t>
-      </w:r>
-      <w:proofErr w:type="spellStart"/>
-      <w:r>
-        <w:t>secrets.AZURE_SQL_SERVER</w:t>
-      </w:r>
-      <w:proofErr w:type="spellEnd"/>
-      <w:r>
-        <w:t xml:space="preserve"> }}</w:t>
-      </w:r>
-    </w:p>
-    <w:p>
-      <w:r>
-        <w:t xml:space="preserve">          AZURE_SQL_DATABASE: ${{ </w:t>
-      </w:r>
-      <w:proofErr w:type="spellStart"/>
-      <w:r>
-        <w:t>secrets.AZURE_SQL_DATABASE</w:t>
-      </w:r>
-      <w:proofErr w:type="spellEnd"/>
-      <w:r>
-        <w:t xml:space="preserve"> }}</w:t>
-      </w:r>
-    </w:p>
-    <w:p>
-      <w:r>
-        <w:t xml:space="preserve">          AZURE_SQL_USERNAME: ${{ </w:t>
-      </w:r>
-      <w:proofErr w:type="spellStart"/>
-      <w:r>
-        <w:t>secrets.AZURE_SQL_USERNAME</w:t>
-      </w:r>
-      <w:proofErr w:type="spellEnd"/>
-      <w:r>
-        <w:t xml:space="preserve"> }}</w:t>
-      </w:r>
-    </w:p>
-    <w:p>
-      <w:r>
-        <w:t xml:space="preserve">          AZURE_SQL_PASSWORD: ${{ </w:t>
-      </w:r>
-      <w:proofErr w:type="spellStart"/>
-      <w:r>
-        <w:t>secrets.AZURE_SQL_PASSWORD</w:t>
-      </w:r>
-      <w:proofErr w:type="spellEnd"/>
-      <w:r>
-        <w:t xml:space="preserve"> }}</w:t>
+        <w:t>          AZURE_STORAGE_CONNECTION_STRING: ${{ secrets.AZURE_STORAGE_CONNECTION_STRING }}</w:t>
+      </w:r>
+    </w:p>
+    <w:p>
+      <w:r>
+        <w:t>          AZURE_SQL_SERVER: ${{ secrets.AZURE_SQL_SERVER }}</w:t>
+      </w:r>
+    </w:p>
+    <w:p>
+      <w:r>
+        <w:t>          AZURE_SQL_DATABASE: ${{ secrets.AZURE_SQL_DATABASE }}</w:t>
+      </w:r>
+    </w:p>
+    <w:p>
+      <w:r>
+        <w:t>          AZURE_SQL_USERNAME: ${{ secrets.AZURE_SQL_USERNAME }}</w:t>
+      </w:r>
+    </w:p>
+    <w:p>
+      <w:r>
+        <w:t>          AZURE_SQL_PASSWORD: ${{ secrets.AZURE_SQL_PASSWORD }}</w:t>
       </w:r>
     </w:p>
     <w:p>
@@ -1233,60 +825,12 @@
     </w:p>
     <w:p>
       <w:r>
-        <w:t xml:space="preserve">        run: </w:t>
-      </w:r>
-      <w:proofErr w:type="spellStart"/>
-      <w:r>
-        <w:t>uv</w:t>
-      </w:r>
-      <w:proofErr w:type="spellEnd"/>
-      <w:r>
-        <w:t xml:space="preserve"> run --no-project python run_pipeline.py</w:t>
-      </w:r>
-    </w:p>
-    <w:p>
-      <w:r>
-        <w:t>(</w:t>
-      </w:r>
-      <w:proofErr w:type="spellStart"/>
-      <w:r>
-        <w:t>uv</w:t>
-      </w:r>
-      <w:proofErr w:type="spellEnd"/>
-      <w:r>
-        <w:t xml:space="preserve"> run --no-project uses the .</w:t>
-      </w:r>
-      <w:proofErr w:type="spellStart"/>
-      <w:r>
-        <w:t>venv</w:t>
-      </w:r>
-      <w:proofErr w:type="spellEnd"/>
-      <w:r>
-        <w:t> that </w:t>
-      </w:r>
-      <w:proofErr w:type="spellStart"/>
-      <w:r>
-        <w:t>uv</w:t>
-      </w:r>
-      <w:proofErr w:type="spellEnd"/>
-      <w:r>
-        <w:t xml:space="preserve"> sync made at the repo root without trying to build the package. If it doesn't find the </w:t>
-      </w:r>
-      <w:proofErr w:type="spellStart"/>
-      <w:r>
-        <w:t>venv</w:t>
-      </w:r>
-      <w:proofErr w:type="spellEnd"/>
-      <w:r>
-        <w:t xml:space="preserve"> from the subfolder, the fallback is ../../.</w:t>
-      </w:r>
-      <w:proofErr w:type="spellStart"/>
-      <w:r>
-        <w:t>venv</w:t>
-      </w:r>
-      <w:proofErr w:type="spellEnd"/>
-      <w:r>
-        <w:t>/bin/python run_pipeline.py.)</w:t>
+        <w:t>        run: uv run --no-project python run_pipeline.py</w:t>
+      </w:r>
+    </w:p>
+    <w:p>
+      <w:r>
+        <w:t>(uv run --no-project uses the .venv that uv sync made at the repo root without trying to build the package. If it doesn't find the venv from the subfolder, the fallback is ../../.venv/bin/python run_pipeline.py.)</w:t>
       </w:r>
     </w:p>
     <w:p>
@@ -1344,23 +888,7 @@
           <w:b/>
           <w:bCs/>
         </w:rPr>
-        <w:t>GitHub → repo </w:t>
-      </w:r>
-      <w:proofErr w:type="spellStart"/>
-      <w:r>
-        <w:rPr>
-          <w:b/>
-          <w:bCs/>
-        </w:rPr>
-        <w:t>sularaperera</w:t>
-      </w:r>
-      <w:proofErr w:type="spellEnd"/>
-      <w:r>
-        <w:rPr>
-          <w:b/>
-          <w:bCs/>
-        </w:rPr>
-        <w:t>/sport-analytics-data-pipeline → Settings → Secrets and variables → Actions → New repository secret</w:t>
+        <w:t>GitHub → repo sularaperera/sport-analytics-data-pipeline → Settings → Secrets and variables → Actions → New repository secret</w:t>
       </w:r>
       <w:r>
         <w:t>. Add these 5, copying the values from your local .env, without quotes: </w:t>
@@ -1395,7 +923,7 @@
         <w:ind w:left="720"/>
       </w:pPr>
       <w:r>
-        <w:t>AZURE_SQL_USERNAME, </w:t>
+        <w:t>AZURE_SQL_USERNAME</w:t>
       </w:r>
     </w:p>
     <w:p>
@@ -1421,23 +949,7 @@
         <w:t>Create the workflow file</w:t>
       </w:r>
       <w:r>
-        <w:t> above at .</w:t>
-      </w:r>
-      <w:proofErr w:type="spellStart"/>
-      <w:r>
-        <w:t>github</w:t>
-      </w:r>
-      <w:proofErr w:type="spellEnd"/>
-      <w:r>
-        <w:t>/workflows/</w:t>
-      </w:r>
-      <w:proofErr w:type="spellStart"/>
-      <w:r>
-        <w:t>run_pipeline.yml</w:t>
-      </w:r>
-      <w:proofErr w:type="spellEnd"/>
-      <w:r>
-        <w:t> (I'll write it).</w:t>
+        <w:t> above at .github/workflows/run_pipeline.yml (I'll write it).</w:t>
       </w:r>
     </w:p>
     <w:p>
@@ -1486,11 +998,14 @@
         <w:t> tab → </w:t>
       </w:r>
       <w:r>
+        <w:t>S</w:t>
+      </w:r>
+      <w:r>
         <w:rPr>
           <w:i/>
           <w:iCs/>
         </w:rPr>
-        <w:t>Daily sport analytics pipeline</w:t>
+        <w:t>port analytics pipeline</w:t>
       </w:r>
       <w:r>
         <w:t> → </w:t>
@@ -1522,23 +1037,7 @@
         <w:t>Check the results</w:t>
       </w:r>
       <w:r>
-        <w:t>: parquet files in Blob </w:t>
-      </w:r>
-      <w:proofErr w:type="spellStart"/>
-      <w:r>
-        <w:t>testtech</w:t>
-      </w:r>
-      <w:proofErr w:type="spellEnd"/>
-      <w:r>
-        <w:t> show a new modified time, and the </w:t>
-      </w:r>
-      <w:proofErr w:type="spellStart"/>
-      <w:r>
-        <w:t>dbo.league_table</w:t>
-      </w:r>
-      <w:proofErr w:type="spellEnd"/>
-      <w:r>
-        <w:t> and other tables in Azure SQL are refreshed.</w:t>
+        <w:t>: parquet files in Blob testtech show a new modified time, and the dbo.league_table and other tables in Azure SQL are refreshed.</w:t>
       </w:r>
     </w:p>
     <w:p>
@@ -1645,15 +1144,7 @@
         </w:numPr>
       </w:pPr>
       <w:r>
-        <w:t xml:space="preserve">The README (lines 23-24) says "every Saturday and Sunday". To switch to weekends only later, change * * * to * * 0,6 in both </w:t>
-      </w:r>
-      <w:proofErr w:type="spellStart"/>
-      <w:r>
-        <w:t>crons</w:t>
-      </w:r>
-      <w:proofErr w:type="spellEnd"/>
-      <w:r>
-        <w:t>. Note this is UTC days, and 05:00/06:00 UTC is still the same NZ day.</w:t>
+        <w:t>The README (lines 23-24) says "every Saturday and Sunday". To switch to weekends only later, change * * * to * * 0,6 in both crons. Note this is UTC days, and 05:00/06:00 UTC is still the same NZ day.</w:t>
       </w:r>
     </w:p>
     <w:p>
@@ -1679,15 +1170,7 @@
         </w:numPr>
       </w:pPr>
       <w:r>
-        <w:t>A manual </w:t>
-      </w:r>
-      <w:proofErr w:type="spellStart"/>
-      <w:r>
-        <w:t>workflow_dispatch</w:t>
-      </w:r>
-      <w:proofErr w:type="spellEnd"/>
-      <w:r>
-        <w:t> run finishes green, with the gate step printing run=true.</w:t>
+        <w:t>A manual workflow_dispatch run finishes green, with the gate step printing run=true.</w:t>
       </w:r>
     </w:p>
     <w:p>
